--- a/definitions/Attorney_Client_Privilege.docx
+++ b/definitions/Attorney_Client_Privilege.docx
@@ -163,7 +163,7 @@
                 <w:sz w:val="20"/>
                 <w:szCs w:val="20"/>
               </w:rPr>
-              <w:t xml:space="preserve">Cascade Timber Holdings, Inc., Attn: Legal Department, Portland, OR 97204</w:t>
+              <w:t xml:space="preserve">Cascade Timber Holdings, Inc., Attn: Legal Department, Portland, OR 97209</w:t>
             </w:r>
           </w:p>
         </w:tc>
